--- a/docs/manuales_solucion/word/03_compras_abastecimiento.docx
+++ b/docs/manuales_solucion/word/03_compras_abastecimiento.docx
@@ -23,14 +23,14 @@
         <w:pStyle w:val="ListBullet"/>
       </w:pPr>
       <w:r>
-        <w:t xml:space="preserve">Alcance por ambiente: Local actual y QA; las mejoras pendientes de promoción se indican expresamente; versión funcional QA </w:t>
+        <w:t xml:space="preserve">Alcance por ambiente: Local y QA; las capacidades futuras se indican expresamente; versión funcional QA </w:t>
       </w:r>
       <w:r>
         <w:rPr>
           <w:rFonts w:ascii="Consolas" w:hAnsi="Consolas"/>
           <w:sz w:val="18"/>
         </w:rPr>
-        <w:t>b63cdad</w:t>
+        <w:t>e57237f</w:t>
       </w:r>
     </w:p>
     <w:p>
@@ -38,7 +38,7 @@
         <w:pStyle w:val="ListBullet"/>
       </w:pPr>
       <w:r>
-        <w:t>Última revisión: 2026-09-14</w:t>
+        <w:t>Última revisión: 2026-10-14 (folios CC-18 y contexto documental por División implementados sólo Local; aceptación transversal pendiente)</w:t>
       </w:r>
     </w:p>
     <w:p>
@@ -47,6 +47,367 @@
       </w:pPr>
       <w:r>
         <w:t>Capacidades cubiertas: proveedores, requisiciones multipartida, órdenes, preparación de recepciones, confirmación física por Almacén, aceptación de servicios por el solicitante, conciliación y reportes</w:t>
+      </w:r>
+    </w:p>
+    <w:p>
+      <w:pPr>
+        <w:pStyle w:val="Heading1"/>
+      </w:pPr>
+      <w:r>
+        <w:t>Folios de Compras · CC-18 Local</w:t>
+      </w:r>
+    </w:p>
+    <w:p>
+      <w:r>
+        <w:t>Al crear un proveedor, requisición, orden de compra o recepción, Administración determina si su folio es administrado o manual. En modo administrado, el folio se asigna al guardar y el campo de edición queda bloqueado después. En modo manual debes capturar un código único. Una falla antes de guardar se puede reintentar con la misma operación y clave sin obtener otro folio para ese intento. Los documentos anteriores conservan su folio original; no se renumeran. Esta capacidad nueva sólo está en Local y todavía requiere aceptación integrada antes de QA.</w:t>
+      </w:r>
+    </w:p>
+    <w:p>
+      <w:pPr>
+        <w:pStyle w:val="Heading1"/>
+      </w:pPr>
+      <w:r>
+        <w:t>Condiciones comerciales de cada División</w:t>
+      </w:r>
+    </w:p>
+    <w:p>
+      <w:r>
+        <w:t>El recorrido documental por División descrito en este manual está implementado Local. No se ha promovido a QA; la aceptación transversal permanece pendiente. La configuración de proveedores conserva su disponibilidad previamente comprobada.</w:t>
+      </w:r>
+    </w:p>
+    <w:p>
+      <w:r>
+        <w:t>Revisión: 2026-09-28. Alcance: Local de preparación, sin promoción QA/Producción. Audiencia: responsables del catálogo comercial.</w:t>
+      </w:r>
+    </w:p>
+    <w:p>
+      <w:r>
+        <w:t>Cada División conserva sus propias condiciones. Debes capturarlas completas aunque sean iguales a las de otra División. Cambiar la ficha general no las actualiza. No existe herencia ni copia automática.</w:t>
+      </w:r>
+    </w:p>
+    <w:p>
+      <w:pPr>
+        <w:ind w:left="283" w:hanging="283"/>
+      </w:pPr>
+      <w:r>
+        <w:t xml:space="preserve">1. Abre </w:t>
+      </w:r>
+      <w:r>
+        <w:rPr>
+          <w:b/>
+        </w:rPr>
+        <w:t>Disponibilidad por División</w:t>
+      </w:r>
+      <w:r>
+        <w:t xml:space="preserve"> desde la tarjeta y selecciona una asociación existente mediante </w:t>
+      </w:r>
+      <w:r>
+        <w:rPr>
+          <w:b/>
+        </w:rPr>
+        <w:t>Ver / editar</w:t>
+      </w:r>
+      <w:r>
+        <w:t>. Si es nueva, guarda primero la asociación.</w:t>
+      </w:r>
+    </w:p>
+    <w:p>
+      <w:pPr>
+        <w:ind w:left="283" w:hanging="283"/>
+      </w:pPr>
+      <w:r>
+        <w:t xml:space="preserve">2. Abre </w:t>
+      </w:r>
+      <w:r>
+        <w:rPr>
+          <w:b/>
+        </w:rPr>
+        <w:t>Condiciones de esta División</w:t>
+      </w:r>
+      <w:r>
+        <w:t xml:space="preserve">. Si aún no se configuró, verás </w:t>
+      </w:r>
+      <w:r>
+        <w:rPr>
+          <w:b/>
+        </w:rPr>
+        <w:t>Pendiente de configurar</w:t>
+      </w:r>
+      <w:r>
+        <w:t xml:space="preserve"> y campos vacíos.</w:t>
+      </w:r>
+    </w:p>
+    <w:p>
+      <w:pPr>
+        <w:ind w:left="283" w:hanging="283"/>
+      </w:pPr>
+      <w:r>
+        <w:t xml:space="preserve">3. Selecciona </w:t>
+      </w:r>
+      <w:r>
+        <w:rPr>
+          <w:b/>
+        </w:rPr>
+        <w:t>Moneda</w:t>
+      </w:r>
+      <w:r>
+        <w:t xml:space="preserve"> y </w:t>
+      </w:r>
+      <w:r>
+        <w:rPr>
+          <w:b/>
+        </w:rPr>
+        <w:t>Condiciones de pago</w:t>
+      </w:r>
+      <w:r>
+        <w:t xml:space="preserve"> de los catálogos vigentes. Captura el </w:t>
+      </w:r>
+      <w:r>
+        <w:rPr>
+          <w:b/>
+        </w:rPr>
+        <w:t>plazo de entrega en días</w:t>
+      </w:r>
+      <w:r>
+        <w:t xml:space="preserve"> explícitamente; cero es válido. El plazo debe ser entero entre 0 y 3650 días.</w:t>
+      </w:r>
+    </w:p>
+    <w:p>
+      <w:pPr>
+        <w:ind w:left="283" w:hanging="283"/>
+      </w:pPr>
+      <w:r>
+        <w:t xml:space="preserve">4. Pulsa </w:t>
+      </w:r>
+      <w:r>
+        <w:rPr>
+          <w:b/>
+        </w:rPr>
+        <w:t>Guardar condiciones</w:t>
+      </w:r>
+      <w:r>
+        <w:t xml:space="preserve"> y espera la confirmación. </w:t>
+      </w:r>
+      <w:r>
+        <w:rPr>
+          <w:b/>
+        </w:rPr>
+        <w:t>Recargar datos</w:t>
+      </w:r>
+      <w:r>
+        <w:t xml:space="preserve"> vuelve a consultar las condiciones guardadas y reemplaza la captura no guardada.</w:t>
+      </w:r>
+    </w:p>
+    <w:p>
+      <w:pPr>
+        <w:ind w:left="283" w:hanging="283"/>
+      </w:pPr>
+      <w:r>
+        <w:t xml:space="preserve">5. </w:t>
+      </w:r>
+      <w:r>
+        <w:rPr>
+          <w:b/>
+        </w:rPr>
+        <w:t>Volver a asignaciones</w:t>
+      </w:r>
+      <w:r>
+        <w:t xml:space="preserve"> permite elegir otra División; sus condiciones son independientes.</w:t>
+      </w:r>
+    </w:p>
+    <w:p>
+      <w:r>
+        <w:t xml:space="preserve">Consultar requiere </w:t>
+      </w:r>
+      <w:r>
+        <w:rPr>
+          <w:rFonts w:ascii="Consolas" w:hAnsi="Consolas"/>
+          <w:sz w:val="18"/>
+        </w:rPr>
+        <w:t>purchasing.supplier.read</w:t>
+      </w:r>
+      <w:r>
+        <w:t xml:space="preserve">; guardar requiere </w:t>
+      </w:r>
+      <w:r>
+        <w:rPr>
+          <w:rFonts w:ascii="Consolas" w:hAnsi="Consolas"/>
+          <w:sz w:val="18"/>
+        </w:rPr>
+        <w:t>purchasing.supplier.update</w:t>
+      </w:r>
+      <w:r>
+        <w:t>, alcance autorizado y maestro/asociación activos. Los registros inactivos conservan las condiciones para consulta. Si cambia la Sociedad, confirma primero la asociación y después revisa y vuelve a guardar las condiciones.</w:t>
+      </w:r>
+    </w:p>
+    <w:p>
+      <w:r>
+        <w:t xml:space="preserve">Un código histórico no vigente permanece visible, pero debes elegir códigos activos al guardar. Si falla el catálogo, la lectura confirmada sigue disponible y el guardado se bloquea; usa </w:t>
+      </w:r>
+      <w:r>
+        <w:rPr>
+          <w:b/>
+        </w:rPr>
+        <w:t>Recargar datos</w:t>
+      </w:r>
+      <w:r>
+        <w:t xml:space="preserve"> cuando se recupere. Los errores conservan captura y señalan los campos afectados. Ante conflicto de revisión, recarga y revisa antes de guardar de nuevo.</w:t>
+      </w:r>
+    </w:p>
+    <w:p>
+      <w:r>
+        <w:t>Las órdenes nuevas conservan las condiciones del proveedor en su División. Editar una orden con el mismo proveedor mantiene las condiciones guardadas; cambiar expresamente el proveedor toma las condiciones actuales del nuevo proveedor. Guardar un plazo no recalcula fechas prometidas. Este flujo no activa Contabilidad ni exige Centro de costos.</w:t>
+      </w:r>
+    </w:p>
+    <w:p>
+      <w:pPr>
+        <w:pStyle w:val="Heading1"/>
+      </w:pPr>
+      <w:r>
+        <w:t>Disponibilidad por División</w:t>
+      </w:r>
+    </w:p>
+    <w:p>
+      <w:r>
+        <w:t>Revisión: 2026-09-28. Alcance: entorno Local de preparación; no disponible todavía en QA/Producción. Audiencia: responsables del catálogo de proveedors.</w:t>
+      </w:r>
+    </w:p>
+    <w:p>
+      <w:r>
+        <w:t>Un proveedor conserva un único maestro y puede estar disponible en varias Divisiones. La Sociedad corresponde a la División seleccionada; no se captura manualmente. Las condiciones comerciales de cada División se capturan explícitamente, sin herencia del maestro. El recorrido Local de requisiciones, órdenes y recepciones consume esa separación. Configurar el proveedor no activa Contabilidad.</w:t>
+      </w:r>
+    </w:p>
+    <w:p>
+      <w:r>
+        <w:t xml:space="preserve">Para consultar necesitas permiso </w:t>
+      </w:r>
+      <w:r>
+        <w:rPr>
+          <w:rFonts w:ascii="Consolas" w:hAnsi="Consolas"/>
+          <w:sz w:val="18"/>
+        </w:rPr>
+        <w:t>purchasing.supplier.read</w:t>
+      </w:r>
+      <w:r>
+        <w:t xml:space="preserve">, módulo activo y alcance organizacional vigente. Guardar requiere </w:t>
+      </w:r>
+      <w:r>
+        <w:rPr>
+          <w:rFonts w:ascii="Consolas" w:hAnsi="Consolas"/>
+          <w:sz w:val="18"/>
+        </w:rPr>
+        <w:t>purchasing.supplier.update</w:t>
+      </w:r>
+      <w:r>
+        <w:t xml:space="preserve"> y acceso a la División. Para activar una asociación, el proveedor debe estar activo.</w:t>
+      </w:r>
+    </w:p>
+    <w:p>
+      <w:pPr>
+        <w:ind w:left="283" w:hanging="283"/>
+      </w:pPr>
+      <w:r>
+        <w:t xml:space="preserve">1. Abre </w:t>
+      </w:r>
+      <w:r>
+        <w:rPr>
+          <w:b/>
+        </w:rPr>
+        <w:t>Compras → Proveedores</w:t>
+      </w:r>
+      <w:r>
+        <w:t xml:space="preserve"> y pulsa </w:t>
+      </w:r>
+      <w:r>
+        <w:rPr>
+          <w:b/>
+        </w:rPr>
+        <w:t>Disponibilidad por División</w:t>
+      </w:r>
+      <w:r>
+        <w:t xml:space="preserve"> en la tarjeta.</w:t>
+      </w:r>
+    </w:p>
+    <w:p>
+      <w:pPr>
+        <w:ind w:left="283" w:hanging="283"/>
+      </w:pPr>
+      <w:r>
+        <w:t>2. Busca y selecciona la División por código o nombre. Verifica la Sociedad derivada que muestra la pantalla.</w:t>
+      </w:r>
+    </w:p>
+    <w:p>
+      <w:pPr>
+        <w:ind w:left="283" w:hanging="283"/>
+      </w:pPr>
+      <w:r>
+        <w:t xml:space="preserve">3. Elige </w:t>
+      </w:r>
+      <w:r>
+        <w:rPr>
+          <w:b/>
+        </w:rPr>
+        <w:t>Activa</w:t>
+      </w:r>
+      <w:r>
+        <w:t xml:space="preserve"> para habilitar disponibilidad. Pulsa </w:t>
+      </w:r>
+      <w:r>
+        <w:rPr>
+          <w:b/>
+        </w:rPr>
+        <w:t>Guardar asignación</w:t>
+      </w:r>
+      <w:r>
+        <w:t xml:space="preserve"> y comprueba la confirmación.</w:t>
+      </w:r>
+    </w:p>
+    <w:p>
+      <w:pPr>
+        <w:ind w:left="283" w:hanging="283"/>
+      </w:pPr>
+      <w:r>
+        <w:t xml:space="preserve">4. Para retirar disponibilidad, abre la asociación existente mediante </w:t>
+      </w:r>
+      <w:r>
+        <w:rPr>
+          <w:b/>
+        </w:rPr>
+        <w:t>Ver / editar</w:t>
+      </w:r>
+      <w:r>
+        <w:t xml:space="preserve">, elige </w:t>
+      </w:r>
+      <w:r>
+        <w:rPr>
+          <w:b/>
+        </w:rPr>
+        <w:t>Inactiva</w:t>
+      </w:r>
+      <w:r>
+        <w:t xml:space="preserve"> y guarda. El maestro y su historial se conservan.</w:t>
+      </w:r>
+    </w:p>
+    <w:p>
+      <w:pPr>
+        <w:ind w:left="283" w:hanging="283"/>
+      </w:pPr>
+      <w:r>
+        <w:t xml:space="preserve">5. Usa </w:t>
+      </w:r>
+      <w:r>
+        <w:rPr>
+          <w:b/>
+        </w:rPr>
+        <w:t>Anterior/Siguiente</w:t>
+      </w:r>
+      <w:r>
+        <w:t xml:space="preserve"> para recorrer los resultados o las asociaciones existentes.</w:t>
+      </w:r>
+    </w:p>
+    <w:p>
+      <w:r>
+        <w:t>Ante un conflicto de revisión, vuelve a seleccionar la asociación para cargar su estado confirmado antes de editar. Un rechazo conserva la captura; revisa el mensaje y corrige el campo indicado. Si cambia la Sociedad de una División, vuelve a guardar explícitamente la asociación activa para confirmar su disponibilidad. No se exige Centro de costos en este procedimiento.</w:t>
       </w:r>
     </w:p>
     <w:p>
@@ -75,7 +436,7 @@
         <w:rPr>
           <w:b/>
         </w:rPr>
-        <w:t>Disponible en Local; pendiente de promoción a QA.</w:t>
+        <w:t>Disponible en Local y QA.</w:t>
       </w:r>
       <w:r>
         <w:t xml:space="preserve"> Si un dato es inválido, el formulario muestra una explicación junto al campo y un resumen desde el que puede ir al control correspondiente. Corrija el dato indicado y vuelva a guardar; la captura se conserva mientras el formulario permanezca abierto. En partidas, revise la fila señalada y seleccione nuevamente el registro del catálogo si corresponde.</w:t>
@@ -655,6 +1016,160 @@
                 <w:sz w:val="19"/>
               </w:rPr>
               <w:t>Disponible</w:t>
+            </w:r>
+          </w:p>
+        </w:tc>
+      </w:tr>
+      <w:tr>
+        <w:trPr>
+          <w:cantSplit/>
+        </w:trPr>
+        <w:tc>
+          <w:tcPr>
+            <w:tcW w:type="dxa" w:w="4989"/>
+            <w:vAlign w:val="center"/>
+            <w:tcMar>
+              <w:top w:w="85" w:type="dxa"/>
+              <w:bottom w:w="85" w:type="dxa"/>
+              <w:left w:w="100" w:type="dxa"/>
+              <w:right w:w="100" w:type="dxa"/>
+            </w:tcMar>
+            <w:shd w:fill="FFFFFF"/>
+          </w:tcPr>
+          <w:p>
+            <w:pPr>
+              <w:spacing w:after="0" w:line="240" w:lineRule="auto"/>
+            </w:pPr>
+            <w:r>
+              <w:rPr>
+                <w:sz w:val="19"/>
+              </w:rPr>
+              <w:t>Contexto de recepción física y tasa de moneda documental a Sociedad</w:t>
+            </w:r>
+          </w:p>
+        </w:tc>
+        <w:tc>
+          <w:tcPr>
+            <w:tcW w:type="dxa" w:w="2211"/>
+            <w:vAlign w:val="center"/>
+            <w:tcMar>
+              <w:top w:w="85" w:type="dxa"/>
+              <w:bottom w:w="85" w:type="dxa"/>
+              <w:left w:w="100" w:type="dxa"/>
+              <w:right w:w="100" w:type="dxa"/>
+            </w:tcMar>
+            <w:shd w:fill="FFFFFF"/>
+          </w:tcPr>
+          <w:p>
+            <w:pPr>
+              <w:spacing w:after="0" w:line="240" w:lineRule="auto"/>
+            </w:pPr>
+            <w:r>
+              <w:rPr>
+                <w:sz w:val="19"/>
+              </w:rPr>
+              <w:t>Disponible sólo Local</w:t>
+            </w:r>
+          </w:p>
+        </w:tc>
+        <w:tc>
+          <w:tcPr>
+            <w:tcW w:type="dxa" w:w="2211"/>
+            <w:vAlign w:val="center"/>
+            <w:tcMar>
+              <w:top w:w="85" w:type="dxa"/>
+              <w:bottom w:w="85" w:type="dxa"/>
+              <w:left w:w="100" w:type="dxa"/>
+              <w:right w:w="100" w:type="dxa"/>
+            </w:tcMar>
+            <w:shd w:fill="FFFFFF"/>
+          </w:tcPr>
+          <w:p>
+            <w:pPr>
+              <w:spacing w:after="0" w:line="240" w:lineRule="auto"/>
+            </w:pPr>
+            <w:r>
+              <w:rPr>
+                <w:sz w:val="19"/>
+              </w:rPr>
+              <w:t>No promovido</w:t>
+            </w:r>
+          </w:p>
+        </w:tc>
+      </w:tr>
+      <w:tr>
+        <w:trPr>
+          <w:cantSplit/>
+        </w:trPr>
+        <w:tc>
+          <w:tcPr>
+            <w:tcW w:type="dxa" w:w="4989"/>
+            <w:vAlign w:val="center"/>
+            <w:tcMar>
+              <w:top w:w="85" w:type="dxa"/>
+              <w:bottom w:w="85" w:type="dxa"/>
+              <w:left w:w="100" w:type="dxa"/>
+              <w:right w:w="100" w:type="dxa"/>
+            </w:tcMar>
+            <w:shd w:fill="F2F5F7"/>
+          </w:tcPr>
+          <w:p>
+            <w:pPr>
+              <w:spacing w:after="0" w:line="240" w:lineRule="auto"/>
+            </w:pPr>
+            <w:r>
+              <w:rPr>
+                <w:sz w:val="19"/>
+              </w:rPr>
+              <w:t>División fija de requisición/orden, condiciones conservadas y recepción heredada</w:t>
+            </w:r>
+          </w:p>
+        </w:tc>
+        <w:tc>
+          <w:tcPr>
+            <w:tcW w:type="dxa" w:w="2211"/>
+            <w:vAlign w:val="center"/>
+            <w:tcMar>
+              <w:top w:w="85" w:type="dxa"/>
+              <w:bottom w:w="85" w:type="dxa"/>
+              <w:left w:w="100" w:type="dxa"/>
+              <w:right w:w="100" w:type="dxa"/>
+            </w:tcMar>
+            <w:shd w:fill="F2F5F7"/>
+          </w:tcPr>
+          <w:p>
+            <w:pPr>
+              <w:spacing w:after="0" w:line="240" w:lineRule="auto"/>
+            </w:pPr>
+            <w:r>
+              <w:rPr>
+                <w:sz w:val="19"/>
+              </w:rPr>
+              <w:t>Disponible sólo Local</w:t>
+            </w:r>
+          </w:p>
+        </w:tc>
+        <w:tc>
+          <w:tcPr>
+            <w:tcW w:type="dxa" w:w="2211"/>
+            <w:vAlign w:val="center"/>
+            <w:tcMar>
+              <w:top w:w="85" w:type="dxa"/>
+              <w:bottom w:w="85" w:type="dxa"/>
+              <w:left w:w="100" w:type="dxa"/>
+              <w:right w:w="100" w:type="dxa"/>
+            </w:tcMar>
+            <w:shd w:fill="F2F5F7"/>
+          </w:tcPr>
+          <w:p>
+            <w:pPr>
+              <w:spacing w:after="0" w:line="240" w:lineRule="auto"/>
+            </w:pPr>
+            <w:r>
+              <w:rPr>
+                <w:sz w:val="19"/>
+              </w:rPr>
+              <w:t>No promovido</w:t>
             </w:r>
           </w:p>
         </w:tc>
@@ -1484,7 +1999,7 @@
         <w:t>Compras &gt; Requisiciones</w:t>
       </w:r>
       <w:r>
-        <w:t xml:space="preserve"> y capture folio, fecha, prioridad y motivo.</w:t>
+        <w:t xml:space="preserve"> y capture folio, fecha, prioridad y motivo. En Local seleccione una División autorizada; revise la Sociedad y moneda base derivadas. La División queda fija al guardar.</w:t>
       </w:r>
     </w:p>
     <w:p>
@@ -1557,7 +2072,7 @@
     </w:p>
     <w:p>
       <w:r>
-        <w:t>Una requisición aprobada se convierte completa en una orden. La división por proveedor todavía no forma parte del corte.</w:t>
+        <w:t>Una requisición aprobada se convierte completa en una orden. La adjudicación parcial a varios proveedores todavía no forma parte del corte. En Local los artículos se consultan para la División elegida. Una requisición histórica sin contexto permanece de sólo lectura en el formulario; solicite revisión antes de intentar continuarla.</w:t>
       </w:r>
     </w:p>
     <w:p>
@@ -1590,7 +2105,7 @@
         <w:ind w:left="283" w:hanging="283"/>
       </w:pPr>
       <w:r>
-        <w:t>2. Seleccione proveedor, moneda, condiciones y precio unitario de cada partida.</w:t>
+        <w:t>2. En Local revise la División heredada y seleccione un proveedor disponible en ella. Moneda, condiciones de pago y plazo proceden de sus condiciones de División y se muestran para consulta. Capture el precio unitario de cada partida. En QA permanece el recorrido base anterior.</w:t>
       </w:r>
     </w:p>
     <w:p>
@@ -1623,7 +2138,12 @@
         <w:t>Emitir orden</w:t>
       </w:r>
       <w:r>
-        <w:t>. Proveedor, partidas, cantidades y precios quedan congelados.</w:t>
+        <w:t>. Proveedor, partidas, cantidades y precios quedan congelados. En Local se revalida la elegibilidad sin sustituir las condiciones guardadas.</w:t>
+      </w:r>
+    </w:p>
+    <w:p>
+      <w:r>
+        <w:t>Editar el borrador manteniendo el proveedor conserva sus condiciones originales. Cambiar explícitamente proveedor carga las condiciones actuales del nuevo proveedor en la misma División. Cambiar la requisición durante una nueva captura limpia proveedor y precios: revise y complete esos datos antes de guardar. La División de un documento guardado no se modifica.</w:t>
       </w:r>
     </w:p>
     <w:p>
@@ -1700,6 +2220,48 @@
     <w:p>
       <w:r>
         <w:t>Las cantidades pendientes ya comprometen el saldo de la orden para impedir una segunda recepción sobre la misma cantidad. Puede preparar recepciones parciales sobre el saldo todavía libre, sin duplicar una recepción que espera confirmación.</w:t>
+      </w:r>
+    </w:p>
+    <w:p>
+      <w:pPr>
+        <w:pStyle w:val="Heading2"/>
+      </w:pPr>
+      <w:r>
+        <w:t>División y moneda del costo en Local</w:t>
+      </w:r>
+    </w:p>
+    <w:p>
+      <w:r>
+        <w:t>La recepción hereda la División, Sociedad y moneda base conservadas en la orden, también cuando sólo contiene servicios. Para bienes físicos seleccione un almacén de esa misma División; compartir moneda o Sociedad no basta. Confirme que el proveedor esté activo y disponible y que su usuario tenga alcance vigente. No elija Sociedad ni moneda base libremente ni las deduzca de la ficha general del proveedor.</w:t>
+      </w:r>
+    </w:p>
+    <w:p>
+      <w:r>
+        <w:t xml:space="preserve">Si la moneda de la orden difiere de la moneda de Sociedad, capture </w:t>
+      </w:r>
+      <w:r>
+        <w:rPr>
+          <w:b/>
+        </w:rPr>
+        <w:t>Tipo de cambio a moneda de la Sociedad</w:t>
+      </w:r>
+      <w:r>
+        <w:t xml:space="preserve"> como cantidad de moneda de Sociedad por una unidad de moneda de la orden. Debe ser positivo y admite hasta seis decimales. Si ambas monedas coinciden, la tasa es uno. Todos los almacenes de la recepción deben corresponder a la División heredada de la orden.</w:t>
+      </w:r>
+    </w:p>
+    <w:p>
+      <w:r>
+        <w:t>Por ejemplo, una unidad comprada por 4.12 USD con tasa de 20.123456 MXN por USD se recibe con costo unitario de 82.908639 MXN. El precio original conserva los dos decimales de la orden; el cálculo conserva seis decimales del costo convertido. No se agregan decimales ni tasas a documentos históricos por suposición.</w:t>
+      </w:r>
+    </w:p>
+    <w:p>
+      <w:r>
+        <w:t>Al guardar se conservan precio y moneda de la orden, tasa, costo convertido y División de cada línea. Almacén usa esos datos para confirmar la recepción; un reintento no recalcula el costo con una configuración posterior. Si falta moneda confirmada en una recepción histórica, solicite revisión y continúe con el mismo documento cuando se resuelva.</w:t>
+      </w:r>
+    </w:p>
+    <w:p>
+      <w:r>
+        <w:t>Este recorrido está disponible sólo Local; no habilita Contabilidad ni confirma servicios al preparar la recepción. Los documentos históricos sin contexto no reciben División por suposición: se consultan o cancelan con alcance completo, pero requieren revisión antes de editar o preparar nuevas recepciones. Una recepción ya preparada con contexto auténtico conserva su conciliación y costo original.</w:t>
       </w:r>
     </w:p>
     <w:p>
@@ -2101,6 +2663,62 @@
         <w:rPr>
           <w:b/>
         </w:rPr>
+        <w:t>División no autorizada o alcance revocado:</w:t>
+      </w:r>
+      <w:r>
+        <w:t xml:space="preserve"> solicite revisar su acceso; reintentar la misma operación no recupera permisos retirados.</w:t>
+      </w:r>
+    </w:p>
+    <w:p>
+      <w:pPr>
+        <w:pStyle w:val="ListBullet"/>
+      </w:pPr>
+      <w:r>
+        <w:rPr>
+          <w:b/>
+        </w:rPr>
+        <w:t>Condiciones del proveedor pendientes:</w:t>
+      </w:r>
+      <w:r>
+        <w:t xml:space="preserve"> configure y confirme la asociación y sus condiciones en la División; la ficha general no las sustituye.</w:t>
+      </w:r>
+    </w:p>
+    <w:p>
+      <w:pPr>
+        <w:pStyle w:val="ListBullet"/>
+      </w:pPr>
+      <w:r>
+        <w:rPr>
+          <w:b/>
+        </w:rPr>
+        <w:t>Revisión histórica requerida:</w:t>
+      </w:r>
+      <w:r>
+        <w:t xml:space="preserve"> conserve el documento sin contexto y pida revisión; no asigne una División por suposición.</w:t>
+      </w:r>
+    </w:p>
+    <w:p>
+      <w:pPr>
+        <w:pStyle w:val="ListBullet"/>
+      </w:pPr>
+      <w:r>
+        <w:rPr>
+          <w:b/>
+        </w:rPr>
+        <w:t>Almacén de otra División:</w:t>
+      </w:r>
+      <w:r>
+        <w:t xml:space="preserve"> seleccione uno de la División conservada en la orden.</w:t>
+      </w:r>
+    </w:p>
+    <w:p>
+      <w:pPr>
+        <w:pStyle w:val="ListBullet"/>
+      </w:pPr>
+      <w:r>
+        <w:rPr>
+          <w:b/>
+        </w:rPr>
         <w:t>Unidad no activa:</w:t>
       </w:r>
       <w:r>
@@ -2348,6 +2966,32 @@
         <w:t>Conserve folio de requisición, orden y recepción, proveedor, partida, estado y referencia de correlación. Indique también si la partida era inventariable o de servicio.</w:t>
       </w:r>
     </w:p>
+    <w:p>
+      <w:pPr>
+        <w:pStyle w:val="Heading1"/>
+      </w:pPr>
+      <w:r>
+        <w:t>Demoras de comunicación en Local</w:t>
+      </w:r>
+    </w:p>
+    <w:p>
+      <w:r>
+        <w:t>Mejora disponible solo en Local, pendiente de QA: la espera de cada petición incluye la descarga de la respuesta. Un fallo conserva la captura mientras permanezca abierto el formulario; no realiza un nuevo envío automáticamente. Consulte el estado del registro antes de repetir una operación cuyo resultado no se confirmó.</w:t>
+      </w:r>
+    </w:p>
+    <w:p>
+      <w:pPr>
+        <w:pStyle w:val="Heading1"/>
+      </w:pPr>
+      <w:r>
+        <w:t>Documentos relacionados</w:t>
+      </w:r>
+    </w:p>
+    <w:p>
+      <w:r>
+        <w:t>Registro de esta fuente y su Word (../REGISTRO.md) · Ficha funcional (../../../modulos/03_compras_abastecimiento.md) · Estado por ambiente (../../contexto/ESTADO_ACTUAL.md) · Control de integración por submódulo (../../contexto/CONTROL_CONTABLE.md).</w:t>
+      </w:r>
+    </w:p>
     <w:sectPr>
       <w:footerReference w:type="default" r:id="rId9"/>
       <w:pgSz w:w="12240" w:h="15840"/>
@@ -2370,7 +3014,7 @@
         <w:color w:val="464646"/>
         <w:sz w:val="16"/>
       </w:rPr>
-      <w:t xml:space="preserve">ERClave  |  Local / QA pendiente  |  14 septiembre 2026  |  </w:t>
+      <w:t xml:space="preserve">ERClave  |  Alcance y revisión en la portada  |  </w:t>
     </w:r>
     <w:fldSimple w:instr="PAGE"/>
   </w:p>
